--- a/docx_resources/Вечірня-Утреня/В,У - Квітна Тріодь/pascha-1/1-6-ВУ.docx
+++ b/docx_resources/Вечірня-Утреня/В,У - Квітна Тріодь/pascha-1/1-6-ВУ.docx
@@ -1326,6 +1326,7 @@
         <w:rPr>
           <w:rFonts w:ascii="Times New Roman" w:hAnsi="Times New Roman"/>
           <w:sz w:val="24"/>
+          <w:szCs w:val="24"/>
         </w:rPr>
         <w:t>Заступи, спаси, помилуй і охорони нас, Боже, Твоєю благодаттю</w:t>
       </w:r>
@@ -1436,6 +1437,7 @@
           <w:i/>
           <w:color w:val="FF4400"/>
           <w:sz w:val="24"/>
+          <w:szCs w:val="24"/>
         </w:rPr>
         <w:t>Священник:</w:t>
       </w:r>
@@ -1443,6 +1445,7 @@
         <w:rPr>
           <w:rFonts w:ascii="Times New Roman" w:hAnsi="Times New Roman"/>
           <w:sz w:val="24"/>
+          <w:szCs w:val="24"/>
         </w:rPr>
         <w:t xml:space="preserve"> Бо Тобі належить усяка слава, честь і поклоніння, Отцю, і Сину, і Святому Духові, нині, і повсякчас, і на віки віків.</w:t>
       </w:r>
@@ -1556,6 +1559,7 @@
           <w:b/>
           <w:color w:val="000000"/>
           <w:sz w:val="24"/>
+          <w:szCs w:val="24"/>
         </w:rPr>
         <w:t>Го́споди, взива́ю я до Те́бе, ви́слухай мене́.* Ви́слухай мене́, Го́споди.* Го́споди, взива́ю я до Те́бе, ви́слухай мене́.* Почу́й го́лос молі́ння мого́,* коли́ взива́ю до Те́бе.* Ви́слухай мене́, Го́споди.</w:t>
       </w:r>
@@ -1570,6 +1574,7 @@
           <w:b/>
           <w:color w:val="000000"/>
           <w:sz w:val="24"/>
+          <w:szCs w:val="24"/>
         </w:rPr>
         <w:t>Неха́й піднесе́ться моли́тва моя́,* мов кади́ло пе́ред Тобо́ю;* підно́шення рук мої́х,* як же́ртва вечі́рня.* Ви́слухай мене́, Го́споди.</w:t>
       </w:r>
@@ -1581,8 +1586,9 @@
       </w:pPr>
       <w:r>
         <w:rPr>
-          <w:rFonts w:ascii="Times New Roman" w:hAnsi="Times New Roman"/>
-          <w:sz w:val="24"/>
+          <w:rFonts w:ascii="Times New Roman" w:eastAsia="Arial Unicode MS" w:hAnsi="Times New Roman" w:cs="Arial Unicode MS"/>
+          <w:sz w:val="24"/>
+          <w:szCs w:val="24"/>
         </w:rPr>
         <w:t>Поста́в, Го́споди, мої́м уста́м сторо́жу;* до двере́й губ мої́х − ва́рту!</w:t>
       </w:r>
@@ -1596,6 +1602,7 @@
         <w:rPr>
           <w:rFonts w:ascii="Times New Roman" w:hAnsi="Times New Roman"/>
           <w:sz w:val="24"/>
+          <w:szCs w:val="24"/>
         </w:rPr>
         <w:t>Не дай схили́тися се́рцеві моє́му* до чо́гось зло́го.</w:t>
       </w:r>
@@ -1609,6 +1616,7 @@
         <w:rPr>
           <w:rFonts w:ascii="Times New Roman" w:hAnsi="Times New Roman"/>
           <w:sz w:val="24"/>
+          <w:szCs w:val="24"/>
         </w:rPr>
         <w:t>Ані чини́ти лихі́ вчи́нки з людьми́, що тво́рять беззако́ння,* – ні ла́сощів ї́хніх я не хо́чу ї́сти.</w:t>
       </w:r>
@@ -1622,6 +1630,7 @@
         <w:rPr>
           <w:rFonts w:ascii="Times New Roman" w:hAnsi="Times New Roman"/>
           <w:sz w:val="24"/>
+          <w:szCs w:val="24"/>
         </w:rPr>
         <w:t>Неха́й пра́ведник по-до́брому б’є мене́ й виправля́є,* а олі́я грі́шного неха́й не нама́стить голови́ моє́ї.</w:t>
       </w:r>
@@ -1635,26 +1644,21 @@
         <w:rPr>
           <w:rFonts w:ascii="Times New Roman" w:hAnsi="Times New Roman"/>
           <w:sz w:val="24"/>
-        </w:rPr>
-        <w:t>Я все-таки́ моли́тимусь,* незважа́ючи на ї́хн</w:t>
-      </w:r>
-      <w:r>
-        <w:rPr>
-          <w:rFonts w:ascii="Times New Roman" w:hAnsi="Times New Roman"/>
-          <w:sz w:val="24"/>
-        </w:rPr>
-        <w:t>і злі вчи́нки.</w:t>
-      </w:r>
-    </w:p>
-    <w:p>
-      <w:pPr>
-        <w:spacing w:after="120"/>
-        <w:jc w:val="both"/>
-      </w:pPr>
-      <w:r>
-        <w:rPr>
-          <w:rFonts w:ascii="Times New Roman" w:hAnsi="Times New Roman"/>
-          <w:sz w:val="24"/>
+          <w:szCs w:val="24"/>
+        </w:rPr>
+        <w:t>Я все-таки́ моли́тимусь,* незважа́ючи на ї́хні злі вчи́нки.</w:t>
+      </w:r>
+    </w:p>
+    <w:p>
+      <w:pPr>
+        <w:spacing w:after="120"/>
+        <w:jc w:val="both"/>
+      </w:pPr>
+      <w:r>
+        <w:rPr>
+          <w:rFonts w:ascii="Times New Roman" w:hAnsi="Times New Roman"/>
+          <w:sz w:val="24"/>
+          <w:szCs w:val="24"/>
         </w:rPr>
         <w:t>Якщо́ су́ддів ї́хніх ски́нуть в уще́лини ске́лі,* то почу́ють, що слова́ мої́ лю́бі.</w:t>
       </w:r>
@@ -1668,6 +1672,7 @@
         <w:rPr>
           <w:rFonts w:ascii="Times New Roman" w:hAnsi="Times New Roman"/>
           <w:sz w:val="24"/>
+          <w:szCs w:val="24"/>
         </w:rPr>
         <w:t>Немо́вби хтось розби́в і розри́в зе́млю,* розки́дано ї́хні ко́сті пе́ред а́дом.</w:t>
       </w:r>
@@ -1681,26 +1686,21 @@
         <w:rPr>
           <w:rFonts w:ascii="Times New Roman" w:hAnsi="Times New Roman"/>
           <w:sz w:val="24"/>
-        </w:rPr>
-        <w:t>Бо до Те́бе, Го́споди, мій Бо́же, мої́ о́чі;* до Те́бе прибіга́ю, не губи́ д</w:t>
-      </w:r>
-      <w:r>
-        <w:rPr>
-          <w:rFonts w:ascii="Times New Roman" w:hAnsi="Times New Roman"/>
-          <w:sz w:val="24"/>
-        </w:rPr>
-        <w:t>уші́ моє́ї.</w:t>
-      </w:r>
-    </w:p>
-    <w:p>
-      <w:pPr>
-        <w:spacing w:after="120"/>
-        <w:jc w:val="both"/>
-      </w:pPr>
-      <w:r>
-        <w:rPr>
-          <w:rFonts w:ascii="Times New Roman" w:hAnsi="Times New Roman"/>
-          <w:sz w:val="24"/>
+          <w:szCs w:val="24"/>
+        </w:rPr>
+        <w:t>Бо до Те́бе, Го́споди, мій Бо́же, мої́ о́чі;* до Те́бе прибіга́ю, не губи́ душі́ моє́ї.</w:t>
+      </w:r>
+    </w:p>
+    <w:p>
+      <w:pPr>
+        <w:spacing w:after="120"/>
+        <w:jc w:val="both"/>
+      </w:pPr>
+      <w:r>
+        <w:rPr>
+          <w:rFonts w:ascii="Times New Roman" w:hAnsi="Times New Roman"/>
+          <w:sz w:val="24"/>
+          <w:szCs w:val="24"/>
         </w:rPr>
         <w:t>Збережи́ мене́ від пе́тлі, що її́ наста́вили на ме́не,* і від сильця́ тих, що тво́рять беззако́ння.</w:t>
       </w:r>
@@ -1714,6 +1714,7 @@
         <w:rPr>
           <w:rFonts w:ascii="Times New Roman" w:hAnsi="Times New Roman"/>
           <w:sz w:val="24"/>
+          <w:szCs w:val="24"/>
         </w:rPr>
         <w:t>Неха́й грі́шники впаду́ть у вла́сні сі́ті всі ра́зом,* а я пройду́ безпе́чно.</w:t>
       </w:r>
@@ -1730,7 +1731,9 @@
           <w:i/>
           <w:color w:val="FF0000"/>
           <w:sz w:val="24"/>
-        </w:rPr>
+          <w:szCs w:val="24"/>
+        </w:rPr>
+        <w:lastRenderedPageBreak/>
         <w:t>Псалом 141</w:t>
       </w:r>
     </w:p>
@@ -1743,26 +1746,21 @@
         <w:rPr>
           <w:rFonts w:ascii="Times New Roman" w:hAnsi="Times New Roman"/>
           <w:sz w:val="24"/>
-        </w:rPr>
-        <w:t>Я го́лосом мої́м до Го́спода взива́ю,* я го́лосом мої́м</w:t>
-      </w:r>
-      <w:r>
-        <w:rPr>
-          <w:rFonts w:ascii="Times New Roman" w:hAnsi="Times New Roman"/>
-          <w:sz w:val="24"/>
-        </w:rPr>
-        <w:t xml:space="preserve"> до Го́спода молю́ся.</w:t>
-      </w:r>
-    </w:p>
-    <w:p>
-      <w:pPr>
-        <w:spacing w:after="120"/>
-        <w:jc w:val="both"/>
-      </w:pPr>
-      <w:r>
-        <w:rPr>
-          <w:rFonts w:ascii="Times New Roman" w:hAnsi="Times New Roman"/>
-          <w:sz w:val="24"/>
+          <w:szCs w:val="24"/>
+        </w:rPr>
+        <w:t>Я го́лосом мої́м до Го́спода взива́ю,* я го́лосом мої́м до Го́спода молю́ся.</w:t>
+      </w:r>
+    </w:p>
+    <w:p>
+      <w:pPr>
+        <w:spacing w:after="120"/>
+        <w:jc w:val="both"/>
+      </w:pPr>
+      <w:r>
+        <w:rPr>
+          <w:rFonts w:ascii="Times New Roman" w:hAnsi="Times New Roman"/>
+          <w:sz w:val="24"/>
+          <w:szCs w:val="24"/>
         </w:rPr>
         <w:t>Ска́ргу мою́ пе́ред Ним вилива́ю,* мою́ скру́ту Йому́ я виявля́ю.</w:t>
       </w:r>
@@ -1776,6 +1774,7 @@
         <w:rPr>
           <w:rFonts w:ascii="Times New Roman" w:hAnsi="Times New Roman"/>
           <w:sz w:val="24"/>
+          <w:szCs w:val="24"/>
         </w:rPr>
         <w:t>Коли́ триво́житься в мені́ дух мій, Ти знає́ш мою́ сте́жку.* На доро́зі, де я ступа́ю, та́йно розста́вили сильце́ на ме́не.</w:t>
       </w:r>
@@ -1789,26 +1788,21 @@
         <w:rPr>
           <w:rFonts w:ascii="Times New Roman" w:hAnsi="Times New Roman"/>
           <w:sz w:val="24"/>
-        </w:rPr>
-        <w:t>Погля́нь право́руч і подиви́ся:* нема́ ніко́</w:t>
-      </w:r>
-      <w:r>
-        <w:rPr>
-          <w:rFonts w:ascii="Times New Roman" w:hAnsi="Times New Roman"/>
-          <w:sz w:val="24"/>
-        </w:rPr>
-        <w:t>го, хто дбав би за ме́не.</w:t>
-      </w:r>
-    </w:p>
-    <w:p>
-      <w:pPr>
-        <w:spacing w:after="120"/>
-        <w:jc w:val="both"/>
-      </w:pPr>
-      <w:r>
-        <w:rPr>
-          <w:rFonts w:ascii="Times New Roman" w:hAnsi="Times New Roman"/>
-          <w:sz w:val="24"/>
+          <w:szCs w:val="24"/>
+        </w:rPr>
+        <w:t>Погля́нь право́руч і подиви́ся:* нема́ ніко́го, хто дбав би за ме́не.</w:t>
+      </w:r>
+    </w:p>
+    <w:p>
+      <w:pPr>
+        <w:spacing w:after="120"/>
+        <w:jc w:val="both"/>
+      </w:pPr>
+      <w:r>
+        <w:rPr>
+          <w:rFonts w:ascii="Times New Roman" w:hAnsi="Times New Roman"/>
+          <w:sz w:val="24"/>
+          <w:szCs w:val="24"/>
         </w:rPr>
         <w:t>Нема́ куди́ мені́ втіка́ти,* нема́ ніко́го, хто піклува́вся би мно́ю.</w:t>
       </w:r>
@@ -1820,8 +1814,9 @@
       </w:pPr>
       <w:r>
         <w:rPr>
-          <w:rFonts w:ascii="Times New Roman" w:hAnsi="Times New Roman"/>
-          <w:sz w:val="24"/>
+          <w:rFonts w:ascii="Times New Roman" w:eastAsia="Arial Unicode MS" w:hAnsi="Times New Roman" w:cs="Arial Unicode MS"/>
+          <w:sz w:val="24"/>
+          <w:szCs w:val="24"/>
         </w:rPr>
         <w:t>До Те́бе, Го́споди, взива́ю й кажу́:* Ти моє́ прибі́жище, в землі́ живи́х Ти − моя́ до́ля!</w:t>
       </w:r>
@@ -1835,6 +1830,7 @@
         <w:rPr>
           <w:rFonts w:ascii="Times New Roman" w:hAnsi="Times New Roman"/>
           <w:sz w:val="24"/>
+          <w:szCs w:val="24"/>
         </w:rPr>
         <w:t>Зверни́ ува́гу на моє́ блага́ння,* бо я ве́льми неща́сний.</w:t>
       </w:r>
@@ -1848,6 +1844,7 @@
         <w:rPr>
           <w:rFonts w:ascii="Times New Roman" w:hAnsi="Times New Roman"/>
           <w:sz w:val="24"/>
+          <w:szCs w:val="24"/>
         </w:rPr>
         <w:t>Спаси́ мене́ від гони́телів мої́х,* бо вони́ сильні́ші від ме́не.</w:t>
       </w:r>
@@ -1861,6 +1858,7 @@
         <w:rPr>
           <w:rFonts w:ascii="Times New Roman" w:hAnsi="Times New Roman"/>
           <w:sz w:val="24"/>
+          <w:szCs w:val="24"/>
         </w:rPr>
         <w:t>Ви́веди з в’язни́ці мою́ ду́шу,* щоб дя́кувати І́мені Твоє́му.</w:t>
       </w:r>
@@ -1874,6 +1872,7 @@
         <w:rPr>
           <w:rFonts w:ascii="Times New Roman" w:hAnsi="Times New Roman"/>
           <w:sz w:val="24"/>
+          <w:szCs w:val="24"/>
         </w:rPr>
         <w:t>Мене́ обсту́плять пра́ведники,* бо Ти добро́ мені́ вчи́ниш.</w:t>
       </w:r>
@@ -1910,6 +1909,7 @@
         <w:rPr>
           <w:rFonts w:ascii="Times New Roman" w:hAnsi="Times New Roman"/>
           <w:sz w:val="24"/>
+          <w:szCs w:val="24"/>
         </w:rPr>
         <w:t>З глиби́н взива́ю до Те́бе, Го́споди,* Го́споди, почу́й мій го́лос.</w:t>
       </w:r>
@@ -1923,6 +1923,7 @@
         <w:rPr>
           <w:rFonts w:ascii="Times New Roman" w:hAnsi="Times New Roman"/>
           <w:sz w:val="24"/>
+          <w:szCs w:val="24"/>
         </w:rPr>
         <w:t>Неха́й бу́дуть Твої́ ву́ха ува́жні,* до го́лосу бла́гання мого́.</w:t>
       </w:r>
@@ -2027,6 +2028,7 @@
           <w:i/>
           <w:color w:val="FF0000"/>
           <w:sz w:val="24"/>
+          <w:szCs w:val="24"/>
         </w:rPr>
         <w:t>Стих:</w:t>
       </w:r>
@@ -2035,13 +2037,15 @@
           <w:rFonts w:ascii="Times New Roman" w:hAnsi="Times New Roman"/>
           <w:i/>
           <w:sz w:val="24"/>
-        </w:rPr>
-        <w:t xml:space="preserve"> </w:t>
-      </w:r>
-      <w:r>
-        <w:rPr>
-          <w:rFonts w:ascii="Times New Roman" w:hAnsi="Times New Roman"/>
-          <w:sz w:val="24"/>
+          <w:szCs w:val="24"/>
+        </w:rPr>
+        <w:t xml:space="preserve"> </w:t>
+      </w:r>
+      <w:r>
+        <w:rPr>
+          <w:rFonts w:ascii="Times New Roman" w:hAnsi="Times New Roman"/>
+          <w:sz w:val="24"/>
+          <w:szCs w:val="24"/>
           <w:u w:val="single"/>
         </w:rPr>
         <w:t>За́для І́мени Твого́ наді́юсь на Те́бе, Го́споди, наді́ється душа́ моя́ на сло́во Твоє́;* наді́ється душа́ моя́ на Го́спода.</w:t>
@@ -2077,6 +2081,7 @@
           <w:i/>
           <w:color w:val="FF0000"/>
           <w:sz w:val="24"/>
+          <w:szCs w:val="24"/>
         </w:rPr>
         <w:t>Стих:</w:t>
       </w:r>
@@ -2085,13 +2090,15 @@
           <w:rFonts w:ascii="Times New Roman" w:hAnsi="Times New Roman"/>
           <w:i/>
           <w:sz w:val="24"/>
-        </w:rPr>
-        <w:t xml:space="preserve"> </w:t>
-      </w:r>
-      <w:r>
-        <w:rPr>
-          <w:rFonts w:ascii="Times New Roman" w:hAnsi="Times New Roman"/>
-          <w:sz w:val="24"/>
+          <w:szCs w:val="24"/>
+        </w:rPr>
+        <w:t xml:space="preserve"> </w:t>
+      </w:r>
+      <w:r>
+        <w:rPr>
+          <w:rFonts w:ascii="Times New Roman" w:hAnsi="Times New Roman"/>
+          <w:sz w:val="24"/>
+          <w:szCs w:val="24"/>
           <w:u w:val="single"/>
         </w:rPr>
         <w:t>Від ра́нньої сторо́жі до но́чі від ра́нньої сторо́жі* неха́й упова́є Ізра́їль на Го́спода.</w:t>
@@ -2127,6 +2134,7 @@
           <w:i/>
           <w:color w:val="FF0000"/>
           <w:sz w:val="24"/>
+          <w:szCs w:val="24"/>
         </w:rPr>
         <w:t>Стих:</w:t>
       </w:r>
@@ -2135,13 +2143,15 @@
           <w:rFonts w:ascii="Times New Roman" w:hAnsi="Times New Roman"/>
           <w:i/>
           <w:sz w:val="24"/>
-        </w:rPr>
-        <w:t xml:space="preserve"> </w:t>
-      </w:r>
-      <w:r>
-        <w:rPr>
-          <w:rFonts w:ascii="Times New Roman" w:hAnsi="Times New Roman"/>
-          <w:sz w:val="24"/>
+          <w:szCs w:val="24"/>
+        </w:rPr>
+        <w:t xml:space="preserve"> </w:t>
+      </w:r>
+      <w:r>
+        <w:rPr>
+          <w:rFonts w:ascii="Times New Roman" w:hAnsi="Times New Roman"/>
+          <w:sz w:val="24"/>
+          <w:szCs w:val="24"/>
           <w:u w:val="single"/>
         </w:rPr>
         <w:t>Бо в Го́спода ми́лість і відку́плення вели́ке в Ньо́го;* Він ви́зволить Ізра́їля від усьо́го беззако́ння його́.</w:t>
@@ -2200,6 +2210,7 @@
           <w:i/>
           <w:color w:val="FF0000"/>
           <w:sz w:val="24"/>
+          <w:szCs w:val="24"/>
         </w:rPr>
         <w:t>Стих:</w:t>
       </w:r>
@@ -2208,13 +2219,15 @@
           <w:rFonts w:ascii="Times New Roman" w:hAnsi="Times New Roman"/>
           <w:i/>
           <w:sz w:val="24"/>
-        </w:rPr>
-        <w:t xml:space="preserve"> </w:t>
-      </w:r>
-      <w:r>
-        <w:rPr>
-          <w:rFonts w:ascii="Times New Roman" w:hAnsi="Times New Roman"/>
-          <w:sz w:val="24"/>
+          <w:szCs w:val="24"/>
+        </w:rPr>
+        <w:t xml:space="preserve"> </w:t>
+      </w:r>
+      <w:r>
+        <w:rPr>
+          <w:rFonts w:ascii="Times New Roman" w:hAnsi="Times New Roman"/>
+          <w:sz w:val="24"/>
+          <w:szCs w:val="24"/>
           <w:u w:val="single"/>
         </w:rPr>
         <w:t>Хвалі́те Го́спода всі наро́ди!* Прославля́йте Його́ всі лю́ди!</w:t>
@@ -2250,6 +2263,7 @@
           <w:i/>
           <w:color w:val="FF0000"/>
           <w:sz w:val="24"/>
+          <w:szCs w:val="24"/>
         </w:rPr>
         <w:t>Стих:</w:t>
       </w:r>
@@ -2258,13 +2272,15 @@
           <w:rFonts w:ascii="Times New Roman" w:hAnsi="Times New Roman"/>
           <w:i/>
           <w:sz w:val="24"/>
-        </w:rPr>
-        <w:t xml:space="preserve"> </w:t>
-      </w:r>
-      <w:r>
-        <w:rPr>
-          <w:rFonts w:ascii="Times New Roman" w:hAnsi="Times New Roman"/>
-          <w:sz w:val="24"/>
+          <w:szCs w:val="24"/>
+        </w:rPr>
+        <w:t xml:space="preserve"> </w:t>
+      </w:r>
+      <w:r>
+        <w:rPr>
+          <w:rFonts w:ascii="Times New Roman" w:hAnsi="Times New Roman"/>
+          <w:sz w:val="24"/>
+          <w:szCs w:val="24"/>
           <w:u w:val="single"/>
         </w:rPr>
         <w:t>Вели́ке бо до нас Його́ милосе́рдя,* і ві́рність Го́спода пові́ки.</w:t>
@@ -2462,15 +2478,9 @@
         <w:rPr>
           <w:rFonts w:ascii="Times New Roman" w:hAnsi="Times New Roman"/>
           <w:sz w:val="24"/>
-        </w:rPr>
-        <w:t>Благий Людинолюбче Царю, що все благословляєш! Молимось Тобі наполегливо, серцем сокрушеним і духом смиренним:</w:t>
-      </w:r>
-      <w:r>
-        <w:rPr>
-          <w:rFonts w:ascii="Times New Roman" w:hAnsi="Times New Roman"/>
-          <w:sz w:val="24"/>
-        </w:rPr>
-        <w:t xml:space="preserve"> Благослови наші входи і виходи, Христе, істинний Боже наш. Бо прихід Твій і вознесіння, і пожиття з людьми завжди благословенне: нині і повсякчас, і на віки віків. Амінь.</w:t>
+          <w:szCs w:val="24"/>
+        </w:rPr>
+        <w:t>Благий Людинолюбче Царю, що все благословляєш! Молимось Тобі наполегливо, серцем сокрушеним і духом смиренним: Благослови наші входи і виходи, Христе, істинний Боже наш. Бо прихід Твій і вознесіння, і пожиття з людьми завжди благословенне: нині і повсякчас, і на віки віків. Амінь.</w:t>
       </w:r>
     </w:p>
     <w:p>
@@ -2582,6 +2592,7 @@
           <w:i/>
           <w:color w:val="FF0000"/>
           <w:sz w:val="24"/>
+          <w:szCs w:val="24"/>
         </w:rPr>
         <w:t>Вірні:</w:t>
       </w:r>
@@ -2590,13 +2601,15 @@
           <w:rFonts w:ascii="Times New Roman" w:hAnsi="Times New Roman"/>
           <w:color w:val="FF0000"/>
           <w:sz w:val="24"/>
-        </w:rPr>
-        <w:t xml:space="preserve"> </w:t>
-      </w:r>
-      <w:r>
-        <w:rPr>
-          <w:rFonts w:ascii="Times New Roman" w:hAnsi="Times New Roman"/>
-          <w:sz w:val="24"/>
+          <w:szCs w:val="24"/>
+        </w:rPr>
+        <w:t xml:space="preserve"> </w:t>
+      </w:r>
+      <w:r>
+        <w:rPr>
+          <w:rFonts w:ascii="Times New Roman" w:hAnsi="Times New Roman"/>
+          <w:sz w:val="24"/>
+          <w:szCs w:val="24"/>
         </w:rPr>
         <w:t>Сві́тло ти́хе свято́ї сла́ви безсме́ртного Отця́ небе́сного, свято́го, блаже́нного, Ісу́се Хри́сте, дожи́вши до за́ходу со́нця, ба́чивши сві́тло вечі́рнє, сла́вимо Отця́, і Си́на, і Свято́го Ду́ха – Бо́га. Досто́йно є повсякча́с прославля́ти Тебе́ голоса́ми побо́жними, Си́ну Бо́жий, що життя́ дає́ш усьому́ сві́ту, тому́ світ уве́сь сла́вить Тебе́.</w:t>
       </w:r>
@@ -3502,6 +3515,7 @@
           <w:i/>
           <w:color w:val="FF4400"/>
           <w:sz w:val="24"/>
+          <w:szCs w:val="24"/>
         </w:rPr>
         <w:t xml:space="preserve">Священник: </w:t>
       </w:r>
@@ -3509,6 +3523,7 @@
         <w:rPr>
           <w:rFonts w:ascii="Times New Roman" w:hAnsi="Times New Roman"/>
           <w:sz w:val="24"/>
+          <w:szCs w:val="24"/>
         </w:rPr>
         <w:t>Бо милостивий і людинолюбний Бог єси, і Тобі славу возсилаємо, Отцю, і Сину, і Святому Духові, нині, і повсякчас, і на віки віків.</w:t>
       </w:r>
@@ -3870,6 +3885,7 @@
         <w:rPr>
           <w:rFonts w:ascii="Times New Roman" w:hAnsi="Times New Roman"/>
           <w:sz w:val="24"/>
+          <w:szCs w:val="24"/>
         </w:rPr>
         <w:t>Заступи, спаси, помилуй і охорони нас, Боже, Твоєю благодаттю</w:t>
       </w:r>
@@ -4390,6 +4406,7 @@
           <w:i/>
           <w:color w:val="FF0000"/>
           <w:sz w:val="24"/>
+          <w:szCs w:val="24"/>
         </w:rPr>
         <w:t>Священник:</w:t>
       </w:r>
@@ -4398,14 +4415,16 @@
           <w:rFonts w:ascii="Times New Roman" w:hAnsi="Times New Roman"/>
           <w:color w:val="FF0000"/>
           <w:sz w:val="24"/>
-        </w:rPr>
-        <w:t xml:space="preserve"> </w:t>
-      </w:r>
-      <w:r>
-        <w:rPr>
-          <w:rFonts w:ascii="Times New Roman" w:hAnsi="Times New Roman"/>
-          <w:color w:val="000000"/>
-          <w:sz w:val="24"/>
+          <w:szCs w:val="24"/>
+        </w:rPr>
+        <w:t xml:space="preserve"> </w:t>
+      </w:r>
+      <w:r>
+        <w:rPr>
+          <w:rFonts w:ascii="Times New Roman" w:hAnsi="Times New Roman"/>
+          <w:color w:val="000000"/>
+          <w:sz w:val="24"/>
+          <w:szCs w:val="24"/>
         </w:rPr>
         <w:t>Бо Ти – Бог милости, ласк і людинолюбности, і Тобі славу віддаємо, Отцю, і Сину, і Святому Духові, нині, і повсякчас, і на віки віків.</w:t>
       </w:r>
@@ -4629,6 +4648,7 @@
           <w:i/>
           <w:color w:val="FF0000"/>
           <w:sz w:val="24"/>
+          <w:szCs w:val="24"/>
         </w:rPr>
         <w:t>Священник:</w:t>
       </w:r>
@@ -4637,14 +4657,16 @@
           <w:rFonts w:ascii="Times New Roman" w:hAnsi="Times New Roman"/>
           <w:color w:val="FF0000"/>
           <w:sz w:val="24"/>
-        </w:rPr>
-        <w:t xml:space="preserve"> </w:t>
-      </w:r>
-      <w:r>
-        <w:rPr>
-          <w:rFonts w:ascii="Times New Roman" w:hAnsi="Times New Roman"/>
-          <w:color w:val="000000"/>
-          <w:sz w:val="24"/>
+          <w:szCs w:val="24"/>
+        </w:rPr>
+        <w:t xml:space="preserve"> </w:t>
+      </w:r>
+      <w:r>
+        <w:rPr>
+          <w:rFonts w:ascii="Times New Roman" w:hAnsi="Times New Roman"/>
+          <w:color w:val="000000"/>
+          <w:sz w:val="24"/>
+          <w:szCs w:val="24"/>
         </w:rPr>
         <w:t>Нехай буде влада царства Твого благословенна і дуже прославлена: Отця, і Сина, і Святого Духа, нині і повсякчас, і на віки віків.</w:t>
       </w:r>
@@ -5161,6 +5183,39 @@
     </w:p>
     <w:p>
       <w:pPr>
+        <w:widowControl w:val="0"/>
+        <w:spacing w:after="120"/>
+        <w:jc w:val="both"/>
+        <w:rPr>
+          <w:rFonts w:ascii="Times New Roman" w:hAnsi="Times New Roman"/>
+          <w:b/>
+          <w:i/>
+          <w:color w:val="FF0000"/>
+          <w:sz w:val="24"/>
+          <w:szCs w:val="24"/>
+        </w:rPr>
+      </w:pPr>
+      <w:r>
+        <w:rPr>
+          <w:rFonts w:ascii="Times New Roman" w:hAnsi="Times New Roman"/>
+          <w:i/>
+          <w:color w:val="FF0000"/>
+          <w:sz w:val="24"/>
+          <w:szCs w:val="24"/>
+        </w:rPr>
+        <w:t xml:space="preserve">Диякон: </w:t>
+      </w:r>
+      <w:r>
+        <w:rPr>
+          <w:rFonts w:ascii="Times New Roman" w:hAnsi="Times New Roman"/>
+          <w:sz w:val="24"/>
+          <w:szCs w:val="24"/>
+        </w:rPr>
+        <w:t>Премудрість.</w:t>
+      </w:r>
+    </w:p>
+    <w:p>
+      <w:pPr>
         <w:spacing w:after="120"/>
         <w:jc w:val="both"/>
         <w:rPr>
@@ -5321,6 +5376,7 @@
           <w:i/>
           <w:color w:val="FF0000"/>
           <w:sz w:val="24"/>
+          <w:szCs w:val="24"/>
         </w:rPr>
         <w:t>Вірні:</w:t>
       </w:r>
@@ -5328,6 +5384,7 @@
         <w:rPr>
           <w:rFonts w:ascii="Times New Roman" w:hAnsi="Times New Roman"/>
           <w:sz w:val="24"/>
+          <w:szCs w:val="24"/>
         </w:rPr>
         <w:t xml:space="preserve"> </w:t>
       </w:r>
@@ -5336,6 +5393,7 @@
           <w:rFonts w:ascii="Times New Roman" w:hAnsi="Times New Roman"/>
           <w:color w:val="333333"/>
           <w:sz w:val="24"/>
+          <w:szCs w:val="24"/>
         </w:rPr>
         <w:t>Світи́ся, світи́ся, нови́й Єрусали́ме,* сла́ва бо Госпо́дня на то</w:t>
       </w:r>
@@ -5344,6 +5402,7 @@
           <w:rFonts w:ascii="Times New Roman" w:hAnsi="Times New Roman"/>
           <w:color w:val="000000"/>
           <w:sz w:val="24"/>
+          <w:szCs w:val="24"/>
         </w:rPr>
         <w:t>́</w:t>
       </w:r>
@@ -5352,6 +5411,7 @@
           <w:rFonts w:ascii="Times New Roman" w:hAnsi="Times New Roman"/>
           <w:color w:val="333333"/>
           <w:sz w:val="24"/>
+          <w:szCs w:val="24"/>
         </w:rPr>
         <w:t>бі возсія́ла!* Раді́й ни</w:t>
       </w:r>
@@ -5360,6 +5420,7 @@
           <w:rFonts w:ascii="Times New Roman" w:hAnsi="Times New Roman"/>
           <w:color w:val="000000"/>
           <w:sz w:val="24"/>
+          <w:szCs w:val="24"/>
         </w:rPr>
         <w:t>́</w:t>
       </w:r>
@@ -5368,6 +5429,7 @@
           <w:rFonts w:ascii="Times New Roman" w:hAnsi="Times New Roman"/>
           <w:color w:val="333333"/>
           <w:sz w:val="24"/>
+          <w:szCs w:val="24"/>
         </w:rPr>
         <w:t>ні й весели́ся, Сіо́не.* А ти, чи́ста Богоро́дице, втіша́йся воскресі́нням Си́на свого́.</w:t>
       </w:r>
@@ -5383,6 +5445,7 @@
           <w:i/>
           <w:color w:val="FF0000"/>
           <w:sz w:val="24"/>
+          <w:szCs w:val="24"/>
         </w:rPr>
         <w:t>Священник:</w:t>
       </w:r>
@@ -5391,13 +5454,15 @@
           <w:rFonts w:ascii="Times New Roman" w:hAnsi="Times New Roman"/>
           <w:color w:val="FF0000"/>
           <w:sz w:val="24"/>
-        </w:rPr>
-        <w:t xml:space="preserve"> </w:t>
-      </w:r>
-      <w:r>
-        <w:rPr>
-          <w:rFonts w:ascii="Times New Roman" w:hAnsi="Times New Roman"/>
-          <w:sz w:val="24"/>
+          <w:szCs w:val="24"/>
+        </w:rPr>
+        <w:t xml:space="preserve"> </w:t>
+      </w:r>
+      <w:r>
+        <w:rPr>
+          <w:rFonts w:ascii="Times New Roman" w:hAnsi="Times New Roman"/>
+          <w:sz w:val="24"/>
+          <w:szCs w:val="24"/>
         </w:rPr>
         <w:t>Слава тобі, Христе Боже, уповання наше, слава тобі!</w:t>
       </w:r>
@@ -6989,6 +7054,7 @@
         <w:rPr>
           <w:rFonts w:ascii="Times New Roman" w:hAnsi="Times New Roman"/>
           <w:sz w:val="24"/>
+          <w:szCs w:val="24"/>
         </w:rPr>
         <w:t>Заступи, спаси, помилуй і охорони нас, Боже, Твоєю благодаттю</w:t>
       </w:r>
@@ -7099,6 +7165,7 @@
           <w:i/>
           <w:color w:val="FF4400"/>
           <w:sz w:val="24"/>
+          <w:szCs w:val="24"/>
         </w:rPr>
         <w:t>Священник:</w:t>
       </w:r>
@@ -7106,6 +7173,7 @@
         <w:rPr>
           <w:rFonts w:ascii="Times New Roman" w:hAnsi="Times New Roman"/>
           <w:sz w:val="24"/>
+          <w:szCs w:val="24"/>
         </w:rPr>
         <w:t xml:space="preserve"> Бо Тобі належить усяка слава, честь і поклоніння, Отцю, і Сину, і Святому Духові, нині, і повсякчас, і на віки віків.</w:t>
       </w:r>
@@ -7809,6 +7877,7 @@
         <w:rPr>
           <w:rFonts w:ascii="Times New Roman" w:hAnsi="Times New Roman"/>
           <w:sz w:val="24"/>
+          <w:szCs w:val="24"/>
         </w:rPr>
         <w:t>Заступи, спаси, помилуй і охорони нас, Боже, Твоєю благодаттю</w:t>
       </w:r>
@@ -9010,6 +9079,7 @@
         <w:rPr>
           <w:rFonts w:ascii="Times New Roman" w:hAnsi="Times New Roman"/>
           <w:sz w:val="24"/>
+          <w:szCs w:val="24"/>
         </w:rPr>
         <w:t>Заступи, спаси, помилуй і охорони нас, Боже, Твоєю благодаттю</w:t>
       </w:r>
@@ -10650,6 +10720,7 @@
         <w:rPr>
           <w:rFonts w:ascii="Times New Roman" w:hAnsi="Times New Roman"/>
           <w:sz w:val="24"/>
+          <w:szCs w:val="24"/>
         </w:rPr>
         <w:t>Заступи, спаси, помилуй і охорони нас, Боже, Твоєю благодаттю</w:t>
       </w:r>
@@ -12579,6 +12650,7 @@
           <w:i/>
           <w:color w:val="FF4400"/>
           <w:sz w:val="24"/>
+          <w:szCs w:val="24"/>
         </w:rPr>
         <w:t xml:space="preserve">Священник: </w:t>
       </w:r>
@@ -12586,6 +12658,7 @@
         <w:rPr>
           <w:rFonts w:ascii="Times New Roman" w:hAnsi="Times New Roman"/>
           <w:sz w:val="24"/>
+          <w:szCs w:val="24"/>
         </w:rPr>
         <w:t>Бо милостивий і людинолюбний Бог єси, і Тобі славу возсилаємо, Отцю, і Сину, і Святому Духові, нині, і повсякчас, і на віки віків.</w:t>
       </w:r>
@@ -12718,6 +12791,7 @@
         <w:rPr>
           <w:rFonts w:ascii="Times New Roman" w:hAnsi="Times New Roman"/>
           <w:sz w:val="24"/>
+          <w:szCs w:val="24"/>
         </w:rPr>
         <w:t>Заступи, спаси, помилуй і охорони нас, Боже, Твоєю благодаттю</w:t>
       </w:r>
@@ -13223,6 +13297,7 @@
           <w:i/>
           <w:color w:val="FF0000"/>
           <w:sz w:val="24"/>
+          <w:szCs w:val="24"/>
         </w:rPr>
         <w:t>Священник:</w:t>
       </w:r>
@@ -13231,14 +13306,16 @@
           <w:rFonts w:ascii="Times New Roman" w:hAnsi="Times New Roman"/>
           <w:color w:val="FF0000"/>
           <w:sz w:val="24"/>
-        </w:rPr>
-        <w:t xml:space="preserve"> </w:t>
-      </w:r>
-      <w:r>
-        <w:rPr>
-          <w:rFonts w:ascii="Times New Roman" w:hAnsi="Times New Roman"/>
-          <w:color w:val="000000"/>
-          <w:sz w:val="24"/>
+          <w:szCs w:val="24"/>
+        </w:rPr>
+        <w:t xml:space="preserve"> </w:t>
+      </w:r>
+      <w:r>
+        <w:rPr>
+          <w:rFonts w:ascii="Times New Roman" w:hAnsi="Times New Roman"/>
+          <w:color w:val="000000"/>
+          <w:sz w:val="24"/>
+          <w:szCs w:val="24"/>
         </w:rPr>
         <w:t>Бо Ти – Бог милости, ласк і людинолюбности, і Тобі славу віддаємо, Отцю, і Сину, і Святому Духові, нині, і повсякчас, і на віки віків.</w:t>
       </w:r>
@@ -13453,6 +13530,7 @@
           <w:i/>
           <w:color w:val="FF4400"/>
           <w:sz w:val="24"/>
+          <w:szCs w:val="24"/>
         </w:rPr>
         <w:t xml:space="preserve">Священник: </w:t>
       </w:r>
@@ -13461,6 +13539,7 @@
           <w:rFonts w:ascii="Times New Roman" w:hAnsi="Times New Roman"/>
           <w:color w:val="000000"/>
           <w:sz w:val="24"/>
+          <w:szCs w:val="24"/>
         </w:rPr>
         <w:t>Бо до Тебе належить милувати і спасати нас, Боже наш, і Тобі славу віддаємо, Отцю, і Сину, і Святому Духові, нині, і повсякчас, і на віки віків.</w:t>
       </w:r>
@@ -13542,6 +13621,39 @@
     </w:p>
     <w:p>
       <w:pPr>
+        <w:widowControl w:val="0"/>
+        <w:spacing w:after="120"/>
+        <w:jc w:val="both"/>
+        <w:rPr>
+          <w:rFonts w:ascii="Times New Roman" w:hAnsi="Times New Roman"/>
+          <w:b/>
+          <w:i/>
+          <w:color w:val="FF0000"/>
+          <w:sz w:val="24"/>
+          <w:szCs w:val="24"/>
+        </w:rPr>
+      </w:pPr>
+      <w:r>
+        <w:rPr>
+          <w:rFonts w:ascii="Times New Roman" w:hAnsi="Times New Roman"/>
+          <w:i/>
+          <w:color w:val="FF0000"/>
+          <w:sz w:val="24"/>
+          <w:szCs w:val="24"/>
+        </w:rPr>
+        <w:t xml:space="preserve">Диякон: </w:t>
+      </w:r>
+      <w:r>
+        <w:rPr>
+          <w:rFonts w:ascii="Times New Roman" w:hAnsi="Times New Roman"/>
+          <w:sz w:val="24"/>
+          <w:szCs w:val="24"/>
+        </w:rPr>
+        <w:t>Премудрість.</w:t>
+      </w:r>
+    </w:p>
+    <w:p>
+      <w:pPr>
         <w:spacing w:after="120"/>
         <w:jc w:val="both"/>
         <w:rPr>
@@ -13702,6 +13814,7 @@
           <w:i/>
           <w:color w:val="FF0000"/>
           <w:sz w:val="24"/>
+          <w:szCs w:val="24"/>
         </w:rPr>
         <w:t>Вірні:</w:t>
       </w:r>
@@ -13709,6 +13822,7 @@
         <w:rPr>
           <w:rFonts w:ascii="Times New Roman" w:hAnsi="Times New Roman"/>
           <w:sz w:val="24"/>
+          <w:szCs w:val="24"/>
         </w:rPr>
         <w:t xml:space="preserve"> </w:t>
       </w:r>
@@ -13717,6 +13831,7 @@
           <w:rFonts w:ascii="Times New Roman" w:hAnsi="Times New Roman"/>
           <w:color w:val="333333"/>
           <w:sz w:val="24"/>
+          <w:szCs w:val="24"/>
         </w:rPr>
         <w:t>Світи́ся, світи́ся, нови́й Єрусали́ме,* сла́ва бо Госпо́дня на то</w:t>
       </w:r>
@@ -13725,6 +13840,7 @@
           <w:rFonts w:ascii="Times New Roman" w:hAnsi="Times New Roman"/>
           <w:color w:val="000000"/>
           <w:sz w:val="24"/>
+          <w:szCs w:val="24"/>
         </w:rPr>
         <w:t>́</w:t>
       </w:r>
@@ -13733,6 +13849,7 @@
           <w:rFonts w:ascii="Times New Roman" w:hAnsi="Times New Roman"/>
           <w:color w:val="333333"/>
           <w:sz w:val="24"/>
+          <w:szCs w:val="24"/>
         </w:rPr>
         <w:t>бі возсія́ла!* Раді́й ни</w:t>
       </w:r>
@@ -13741,6 +13858,7 @@
           <w:rFonts w:ascii="Times New Roman" w:hAnsi="Times New Roman"/>
           <w:color w:val="000000"/>
           <w:sz w:val="24"/>
+          <w:szCs w:val="24"/>
         </w:rPr>
         <w:t>́</w:t>
       </w:r>
@@ -13749,6 +13867,7 @@
           <w:rFonts w:ascii="Times New Roman" w:hAnsi="Times New Roman"/>
           <w:color w:val="333333"/>
           <w:sz w:val="24"/>
+          <w:szCs w:val="24"/>
         </w:rPr>
         <w:t>ні й весели́ся, Сіо́не.* А ти, чи́ста Богоро́дице, втіша́йся воскресі́нням Си́на свого́.</w:t>
       </w:r>
@@ -13764,6 +13883,7 @@
           <w:i/>
           <w:color w:val="FF0000"/>
           <w:sz w:val="24"/>
+          <w:szCs w:val="24"/>
         </w:rPr>
         <w:t>Священник:</w:t>
       </w:r>
@@ -13772,13 +13892,15 @@
           <w:rFonts w:ascii="Times New Roman" w:hAnsi="Times New Roman"/>
           <w:color w:val="FF0000"/>
           <w:sz w:val="24"/>
-        </w:rPr>
-        <w:t xml:space="preserve"> </w:t>
-      </w:r>
-      <w:r>
-        <w:rPr>
-          <w:rFonts w:ascii="Times New Roman" w:hAnsi="Times New Roman"/>
-          <w:sz w:val="24"/>
+          <w:szCs w:val="24"/>
+        </w:rPr>
+        <w:t xml:space="preserve"> </w:t>
+      </w:r>
+      <w:r>
+        <w:rPr>
+          <w:rFonts w:ascii="Times New Roman" w:hAnsi="Times New Roman"/>
+          <w:sz w:val="24"/>
+          <w:szCs w:val="24"/>
         </w:rPr>
         <w:t>Слава тобі, Христе Боже, уповання наше, слава тобі!</w:t>
       </w:r>
@@ -14507,6 +14629,7 @@
     <w:rPr>
       <w:rFonts w:eastAsia="Times New Roman" w:cs="Times New Roman"/>
       <w:sz w:val="36"/>
+      <w:szCs w:val="36"/>
     </w:rPr>
   </w:style>
   <w:style w:type="paragraph" w:styleId="Heading1">
@@ -14833,6 +14956,8 @@
     </w:pPr>
     <w:rPr>
       <w:rFonts w:ascii="Times New Roman" w:eastAsia="Times New Roman" w:hAnsi="Times New Roman" w:cs="Times New Roman"/>
+      <w:sz w:val="36"/>
+      <w:szCs w:val="36"/>
     </w:rPr>
   </w:style>
   <w:style w:type="paragraph" w:styleId="Subtitle">
@@ -15179,8 +15304,8 @@
 </file>
 
 <file path=customXml/item1.xml><?xml version="1.0" encoding="utf-8"?>
-<go:gDocsCustomXmlDataStorage xmlns:go="http://customooxmlschemas.google.com/" xmlns:r="http://schemas.openxmlformats.org/officeDocument/2006/relationships" uri="GoogleDocsCustomDataVersion1">
-  <go:docsCustomData xmlns:go="http://customooxmlschemas.google.com/" roundtripDataSignature="AMtx7mgpvBFJwnin7TWT+0togb0ucN7zfw==">AMUW2mV2FVWSP/C0m4ZhHLOs65cXSt6T1plxx3sQCA5BdPYx+jHUz+uQPLsJ2kRCrXtTO8plIinIo071fWQmw2xE3f98tfbbBb3q29cIin00UEgwIg3iVxXhN8bG55M/+DRqOe0Q25NlKmrmOjGydfNt/aHhXuiVKiDFU8ODacxw7m0Pqdi3d9MM93M2yGoL6z/VSI6U5QeE1C53bqmyU8rIWQbUpvNCkuRNSc52WPmXPZTBGClOE8NZT32Ba5tZyURnis5m2CncvvH9J3bJrSeBz4D/AVO9bzkAdYKjG5p8rAR+u5gbGMUcIQNL66PYnSwOqjOstr5Y0lsi15q+u+c3OUIb+pEeBQ==</go:docsCustomData>
+<go:gDocsCustomXmlDataStorage xmlns:go="http://customooxmlschemas.google.com/" xmlns:r="http://schemas.openxmlformats.org/officeDocument/2006/relationships" uri="GoogleDocsCustomDataVersion2">
+  <go:docsCustomData xmlns:go="http://customooxmlschemas.google.com/" roundtripDataSignature="AMtx7mjrJOIf1rHA9PzZ3NqEb5YZav89bA==">CgMxLjAaLgoBMBIpCicIB0IjCg9UaW1lcyBOZXcgUm9tYW4SEEFyaWFsIFVuaWNvZGUgTVMaLgoBMRIpCicIB0IjCg9UaW1lcyBOZXcgUm9tYW4SEEFyaWFsIFVuaWNvZGUgTVMaJQoBMhIgCh4IB0IaCg9UaW1lcyBOZXcgUm9tYW4SB0d1bmdzdWgyCGguZ2pkZ3hzOAByITFNZjluaU00Y1MtUTNMcFJ1Y0lXSnRJc2lHanRKeW5QSA==</go:docsCustomData>
 </go:gDocsCustomXmlDataStorage>
 </file>
 
